--- a/flow/20230914_vu_template/drafts/2024-10-u/05-СБ-Харитини.docx
+++ b/flow/20230914_vu_template/drafts/2024-10-u/05-СБ-Харитини.docx
@@ -2858,7 +2858,7 @@
           <w:szCs w:val="24"/>
           <w:rtl w:val="0"/>
         </w:rPr>
-        <w:t xml:space="preserve">Виходить чоловік до свого діла,* і до своєї праці аж до вечора.</w:t>
+        <w:t>Виходить людина до свого діла,* і до своєї праці аж до вечора.</w:t>
       </w:r>
     </w:p>
     <w:p>
@@ -10677,7 +10677,7 @@
           <w:u w:val="single"/>
           <w:rtl w:val="0"/>
         </w:rPr>
-        <w:t xml:space="preserve">[Боже великий і вишній, в тебе одного є безсмертність і в світлі живеш недоступнім. Ти все створіння мудро створив, відокремив світло від темряви і сонце поклав, щоб правити днем, а місяць і зорі, щоб володіли ніччю, нас же грішних вчинив достойними і в теперішню годину стати перед твоїм обличчям, щоб тебе визнавати і принести тобі вечірнє славослов'я. Направ, Людинолюбний, молитву нашу, немов кадило, перед тобою і прийми її, як благовонний запах. Дай нам мирний цей вечір і близьку вже ніч; зодягни нас у броню світла; визволь нас від нічного страху і всякої речі, що в темряві з'являється, і дай сон, що його ти дарував на відпочинок нашій немічності, вільний від усякого маріння диявольського. Владико, давче добра, хай і на нашій постелі, бувши тобі милими, згадуємо вночі твоє ім'я і, просвічувані навчанням твоїх заповідей, встанемо в душевній радості до звеличування твоєї доброти, приносячи твоєму милосердю молитви і моління, за наші і всіх твоїх людей провини. Відвідай їх задля молитов святої Богородиці.]</w:t>
+        <w:t>[Боже великий і вишній, в тебе одного є безсмертність і в світлі живеш недоступнім. Ти все створіння мудро створив, відокремив світло від темряви і сонце поклав, щоб правити днем, а місяць і зорі, щоб володіли ніччю, нас же грішних вчинив достойними і в теперішню годину стати перед твоїм обличчям, щоб тебе визнавати і принести тобі вечірнє славослов'я. Направ, людинолюбний, молитву нашу, немов кадило, перед тобою і прийми її, як благовонний запах. Дай нам мирний цей вечір і близьку вже ніч; зодягни нас у броню світла; визволь нас від нічного страху і всякої речі, що в темряві з'являється, і дай сон, що його ти дарував на відпочинок нашій немічності, вільний від усякого маріння диявольського. Владико, давче добра, хай і на нашій постелі, бувши тобі милими, згадуємо вночі твоє ім'я і, просвічувані навчанням твоїх заповідей, встанемо в душевній радості до звеличування твоєї доброти, приносячи твоєму милосердю молитви і моління, за наші і всіх твоїх людей провини. Відвідай їх задля молитов святої Богородиці.]</w:t>
       </w:r>
     </w:p>
     <w:p>
@@ -16355,7 +16355,7 @@
           <w:szCs w:val="24"/>
           <w:rtl w:val="0"/>
         </w:rPr>
-        <w:t xml:space="preserve">Мене залічено до тих, що сходять у яму.* Я став як чоловік, що допомоги не має.</w:t>
+        <w:t>Мене залічено до тих, що сходять у яму.* Я став як людина, що допомоги не має.</w:t>
       </w:r>
     </w:p>
     <w:p>
@@ -17833,7 +17833,7 @@
           <w:szCs w:val="24"/>
           <w:rtl w:val="0"/>
         </w:rPr>
-        <w:t xml:space="preserve"> Господи, Боже наш! Ти за покаяння дарував людям відпущення, нам же, як образ пізнання і визнання гріхів, показав покаяння і прощення пророка Давида. Тож, Владико, помилуй з великої милости твоєї нас, що в чимало великих гріхів впали, і по багатстві ласк твоїх очисти беззаконня наші, бо перед тобою згрішили ми, Господи, що невідомі й таємні речі серця людського знаєш, і єдиний ти маєш владу прощати гріхи. Серце ж чисте вчини в нас і Духом владичним утверди нас, і радість спасіння твого яви нам. Не відкинь нас від лиця твого, але дозволь, як Благий і Людинолюбний, аж до останнього нашого віддиху появляти тобі жертву справедливости й приноси на святих твоїх жертовниках, милістю і ласками і людинолюбʼям єдинородного Сина твого, з яким ти є благословенний з пресвятим, добрим і животворчим твоїм Духом, нині й повсякчас, і на віки віків. Амінь.</w:t>
+        <w:t xml:space="preserve"> Господи, Боже наш! Ти за покаяння дарував людям відпущення, нам же, як образ пізнання і визнання гріхів, показав покаяння і прощення пророка Давида. Тож, Владико, помилуй з великої милости твоєї нас, що в чимало великих гріхів впали, і по багатстві ласк твоїх очисти беззаконня наші, бо перед тобою згрішили ми, Господи, що невідомі й таємні речі серця людського знаєш, і єдиний ти маєш владу прощати гріхи. Серце ж чисте вчини в нас і Духом владичним утверди нас, і радість спасіння твого яви нам. Не відкинь нас від лиця твого, але дозволь, як Благий і людинолюбний, аж до останнього нашого віддиху появляти тобі жертву справедливости й приноси на святих твоїх жертовниках, милістю і ласками і людинолюбʼям єдинородного Сина твого, з яким ти є благословенний з пресвятим, добрим і животворчим твоїм Духом, нині й повсякчас, і на віки віків. Амінь.</w:t>
       </w:r>
     </w:p>
     <w:p>
@@ -22236,7 +22236,7 @@
           <w:szCs w:val="24"/>
           <w:rtl w:val="0"/>
         </w:rPr>
-        <w:t xml:space="preserve">Воїнство Твоїх мучеників, уподібнюючись небесним силам, Христе, благає Тебе: подай, Чоловіколюбче, насолоджений тим, кого Ти покликав до Себе.</w:t>
+        <w:t>Воїнство Твоїх мучеників, уподібнюючись небесним силам, Христе, благає Тебе: подай, Людинолюбче, насолоджений тим, кого Ти покликав до Себе.</w:t>
       </w:r>
     </w:p>
     <w:p>
@@ -22295,7 +22295,7 @@
           <w:szCs w:val="24"/>
           <w:rtl w:val="0"/>
         </w:rPr>
-        <w:t xml:space="preserve">У місцях прохолодження, в місцях світлості святих, у місцях послаблення, Христе, як Чоловіколюбець, тих, кого Ти прийняв, вчини рабів Твоїх.</w:t>
+        <w:t>У місцях прохолодження, в місцях світлості святих, у місцях послаблення, Христе, як Людинолюбець, тих, кого Ти прийняв, вчини рабів Твоїх.</w:t>
       </w:r>
     </w:p>
     <w:p>
@@ -22328,7 +22328,7 @@
           <w:szCs w:val="24"/>
           <w:rtl w:val="0"/>
         </w:rPr>
-        <w:t xml:space="preserve">Очисти рабів Твоїх, і подай їм прощення гріхів, Чоловіколюбче, і сподоби нетлінного життя і блаженної спадщини.</w:t>
+        <w:t>Очисти рабів Твоїх, і подай їм прощення гріхів, Людинолюбче, і сподоби нетлінного життя і блаженної спадщини.</w:t>
       </w:r>
     </w:p>
     <w:p>
